--- a/paper/Paper.docx
+++ b/paper/Paper.docx
@@ -20679,6 +20679,11 @@
       </m:oMathPara>
     </w:p>
     <w:p>
+      <w:pPr>
+        <w:rPr>
+          <w:lang w:val="de-DE"/>
+        </w:rPr>
+      </w:pPr>
       <w:r>
         <w:t>SDbw is sensitive to ove</w:t>
       </w:r>
@@ -20701,67 +20706,106 @@
         <w:fldChar w:fldCharType="end"/>
       </w:r>
       <w:r>
-        <w:t xml:space="preserve"> and is unable to </w:t>
-      </w:r>
-      <w:r>
-        <w:t xml:space="preserve">correctly evaluate clusters with arbitrary shapes </w:t>
+        <w:t xml:space="preserve"> and is unable to correctly evaluate clusters with arbitrary shapes </w:t>
       </w:r>
       <w:r>
         <w:fldChar w:fldCharType="begin"/>
       </w:r>
       <w:r>
-        <w:instrText xml:space="preserve"> ADDIN ZOTERO_ITEM CSL_CITATION {"citationID":"XLn0vDUi","properties":{"formattedCitation":"(23)","plainCitation":"(23)","noteIndex":0},"citationItems":[{"id":1716,"uris":["http://zotero.org/users/8619560/items/EN8YPFRE"],"itemData":{"id":1716,"type":"chapter","abstract":"One of the most challenging aspects of clustering is validation, which is the objective and quantitative assessment of clustering results. A number of different relative validity criteria have been proposed for the validation of globular, clusters. Not all data, however, are composed of globular clusters. Density-based clustering algorithms seek partitions with high density areas of points (clusters, not necessarily globular) separated by low density areas, possibly containing noise objects. In these cases relative validity indices proposed for globular cluster validation may fail. In this paper we propose a relative validation index for density-based, arbitrarily shaped clusters. The index assesses clustering quality based on the relative density connection between pairs of objects. Our index is formulated on the basis of a new kernel density function, which is used to compute the density of objects and to evaluate the within- and between-cluster density connectedness of clustering results. Experiments on synthetic and real world data show the effectiveness of our approach for the evaluation and selection of clustering algorithms and their respective appropriate parameters.","collection-title":"Proceedings","container-title":"Proceedings of the 2014 SIAM International Conference on Data Mining (SDM)","note":"DOI: 10.1137/1.9781611973440.96","page":"839-847","publisher":"Society for Industrial and Applied Mathematics","source":"epubs.siam.org (Atypon)","title":"Density-Based Clustering Validation","URL":"https://epubs.siam.org/doi/10.1137/1.9781611973440.96","author":[{"family":"Moulavi","given":"Davoud"},{"family":"Jaskowiak","given":"Pablo A."},{"family":"Campello","given":"Ricardo J. G. B."},{"family":"Zimek","given":"Arthur"},{"family":"Sander","given":"Jörg"}],"accessed":{"date-parts":[["2025",11,4]]},"issued":{"date-parts":[["2014",4,28]]}}}],"schema":"https://github.com/citation-style-language/schema/raw/master/csl-citation.json"} </w:instrText>
+        <w:instrText xml:space="preserve"> ADDIN ZOTERO_ITEM CSL_CITATION {"citationID":"XLn0vDUi","properties":{"formattedCitation":"(23)","plainCitation":"(23)","noteIndex":0},"citationItems":[{"id":1716,"uris":["http://zotero.org/users/8619560/items/EN8YPFRE"],"itemData":{"id":1716,"type":"chapter","abstract":"One of the most challenging aspects of clustering is validation, which is the objective and quantitative assessment of clustering results. A number of different relative validity criteria have been proposed for the validation of globular, clusters. Not all data, however, are composed of globular clusters. Density-based clustering algorithms seek partitions with high density areas of points (clusters, not necessarily globular) separated by low density areas, possibly co</w:instrText>
+      </w:r>
+      <w:r>
+        <w:rPr>
+          <w:lang w:val="de-DE"/>
+        </w:rPr>
+        <w:instrText xml:space="preserve">ntaining noise objects. In these cases relative validity indices proposed for globular cluster validation may fail. In this paper we propose a relative validation index for density-based, arbitrarily shaped clusters. The index assesses clustering quality based on the relative density connection between pairs of objects. Our index is formulated on the basis of a new kernel density function, which is used to compute the density of objects and to evaluate the within- and between-cluster density connectedness of clustering results. Experiments on synthetic and real world data show the effectiveness of our approach for the evaluation and selection of clustering algorithms and their respective appropriate parameters.","collection-title":"Proceedings","container-title":"Proceedings of the 2014 SIAM International Conference on Data Mining (SDM)","note":"DOI: 10.1137/1.9781611973440.96","page":"839-847","publisher":"Society for Industrial and Applied Mathematics","source":"epubs.siam.org (Atypon)","title":"Density-Based Clustering Validation","URL":"https://epubs.siam.org/doi/10.1137/1.9781611973440.96","author":[{"family":"Moulavi","given":"Davoud"},{"family":"Jaskowiak","given":"Pablo A."},{"family":"Campello","given":"Ricardo J. G. B."},{"family":"Zimek","given":"Arthur"},{"family":"Sander","given":"Jörg"}],"accessed":{"date-parts":[["2025",11,4]]},"issued":{"date-parts":[["2014",4,28]]}}}],"schema":"https://github.com/citation-style-language/schema/raw/master/csl-citation.json"} </w:instrText>
       </w:r>
       <w:r>
         <w:fldChar w:fldCharType="separate"/>
       </w:r>
       <w:r>
+        <w:rPr>
+          <w:lang w:val="de-DE"/>
+        </w:rPr>
         <w:t>(23)</w:t>
       </w:r>
       <w:r>
         <w:fldChar w:fldCharType="end"/>
       </w:r>
       <w:r>
+        <w:rPr>
+          <w:lang w:val="de-DE"/>
+        </w:rPr>
         <w:t>.</w:t>
       </w:r>
     </w:p>
-    <w:p/>
-    <w:p>
-      <w:r>
+    <w:p>
+      <w:pPr>
+        <w:rPr>
+          <w:lang w:val="de-DE"/>
+        </w:rPr>
+      </w:pPr>
+    </w:p>
+    <w:p>
+      <w:r>
+        <w:rPr>
+          <w:lang w:val="de-DE"/>
+        </w:rPr>
         <w:t>Xie-Beni*</w:t>
       </w:r>
       <w:r>
+        <w:rPr>
+          <w:lang w:val="de-DE"/>
+        </w:rPr>
         <w:t xml:space="preserve"> </w:t>
       </w:r>
       <w:r>
+        <w:rPr>
+          <w:lang w:val="de-DE"/>
+        </w:rPr>
         <w:t>i</w:t>
       </w:r>
       <w:r>
+        <w:rPr>
+          <w:lang w:val="de-DE"/>
+        </w:rPr>
         <w:t>ndex (XB*)</w:t>
       </w:r>
       <w:r>
+        <w:rPr>
+          <w:lang w:val="de-DE"/>
+        </w:rPr>
         <w:t xml:space="preserve"> </w:t>
       </w:r>
       <w:r>
         <w:fldChar w:fldCharType="begin"/>
       </w:r>
       <w:r>
+        <w:rPr>
+          <w:lang w:val="de-DE"/>
+        </w:rPr>
         <w:instrText xml:space="preserve"> ADDIN ZOTERO_ITEM CSL_CITATION {"citationID":"VZbPo3Oi","properties":{"formattedCitation":"(40)","plainCitation":"(40)","noteIndex":0},"citationItems":[{"id":1704,"uris":["http://zotero.org/users/8619560/items/SGH3BMER"],"itemData":{"id":1704,"type":"article-journal","abstract":"Cluster validation is a technique for finding a set of clusters that best fits natural partitions (of given datasets) without the benefit of any a priori class information. A cluster validity index is used to validate the outcome. This paper presents an analysis of design principles implicitly used in defining cluster validity indices and reviews a variety of existing cluster validity indices in the light of these principles. This includes an analysis of their design and performance. Armed with a knowledge of the limitations of existing indices, we proceed to remedy the situation by proposing six new indices. The new indices are evaluated through a series of experiments.","container-title":"Pattern Recognition Letters","DOI":"10.1016/j.patrec.2005.04.007","ISSN":"0167-8655","issue":"15","journalAbbreviation":"Pattern Recognition Letters","page":"2353-2363","source":"ScienceDirect","title":"New indices for cluster validity assessment","volume":"26","author":[{"family":"Kim","given":"Minho"},{"family":"Ramakrishna","given":"R. S."}],"issued":{"date-parts":[["2005",11,1]]}}}],"schema":"https://github.com/citation-style-language/schema/raw/master/csl-citation.json"} </w:instrText>
       </w:r>
       <w:r>
         <w:fldChar w:fldCharType="separate"/>
       </w:r>
       <w:r>
+        <w:rPr>
+          <w:lang w:val="de-DE"/>
+        </w:rPr>
         <w:t>(40)</w:t>
       </w:r>
       <w:r>
         <w:fldChar w:fldCharType="end"/>
       </w:r>
       <w:r>
-        <w:t xml:space="preserve"> </w:t>
-      </w:r>
-      <w:r>
-        <w:t xml:space="preserve">is a normalized variant of the original Xie-Beni index designed to reduce sensitivity to data scale and the number of clusters. Like XB, it assesses clustering quality by balancing cluster compactness against inter-cluster separation, but XB* </w:t>
+        <w:rPr>
+          <w:lang w:val="de-DE"/>
+        </w:rPr>
+        <w:t xml:space="preserve"> is a normalized variant of the original Xie-Beni index designed to reduce sensitivity to data scale and the number of clusters. </w:t>
+      </w:r>
+      <w:r>
+        <w:t xml:space="preserve">Like XB, it assesses clustering quality by balancing cluster compactness against inter-cluster separation, but XB* </w:t>
       </w:r>
       <w:r>
         <w:t xml:space="preserve">utilizes the </w:t>
@@ -34559,6 +34603,15 @@
     <w:p/>
     <w:p>
       <w:pPr>
+        <w:pStyle w:val="Heading2"/>
+      </w:pPr>
+      <w:r>
+        <w:t>MST distance and new metric</w:t>
+      </w:r>
+    </w:p>
+    <w:p/>
+    <w:p>
+      <w:pPr>
         <w:pStyle w:val="Heading1"/>
       </w:pPr>
       <w:r>
@@ -34590,6 +34643,252 @@
         <w:pStyle w:val="Heading2"/>
       </w:pPr>
       <w:r>
+        <w:t>MST vs Edging-Scores</w:t>
+      </w:r>
+    </w:p>
+    <w:tbl>
+      <w:tblPr>
+        <w:tblStyle w:val="TableGrid"/>
+        <w:tblW w:w="0" w:type="auto"/>
+        <w:tblLook w:val="04A0" w:firstRow="1" w:lastRow="0" w:firstColumn="1" w:lastColumn="0" w:noHBand="0" w:noVBand="1"/>
+      </w:tblPr>
+      <w:tblGrid>
+        <w:gridCol w:w="3116"/>
+        <w:gridCol w:w="3117"/>
+        <w:gridCol w:w="3117"/>
+      </w:tblGrid>
+      <w:tr>
+        <w:tc>
+          <w:tcPr>
+            <w:tcW w:w="3116" w:type="dxa"/>
+          </w:tcPr>
+          <w:p/>
+        </w:tc>
+        <w:tc>
+          <w:tcPr>
+            <w:tcW w:w="3117" w:type="dxa"/>
+          </w:tcPr>
+          <w:p>
+            <w:r>
+              <w:t xml:space="preserve">Correct evaluations (out of 41)  </w:t>
+            </w:r>
+          </w:p>
+        </w:tc>
+        <w:tc>
+          <w:tcPr>
+            <w:tcW w:w="3117" w:type="dxa"/>
+          </w:tcPr>
+          <w:p>
+            <w:r>
+              <w:t>Errors (out of 205)</w:t>
+            </w:r>
+          </w:p>
+        </w:tc>
+      </w:tr>
+      <w:tr>
+        <w:tc>
+          <w:tcPr>
+            <w:tcW w:w="3116" w:type="dxa"/>
+          </w:tcPr>
+          <w:p>
+            <w:r>
+              <w:t>ED-S</w:t>
+            </w:r>
+            <w:r>
+              <w:t xml:space="preserve"> (↑) </w:t>
+            </w:r>
+          </w:p>
+        </w:tc>
+        <w:tc>
+          <w:tcPr>
+            <w:tcW w:w="3117" w:type="dxa"/>
+          </w:tcPr>
+          <w:p>
+            <w:r>
+              <w:t>20</w:t>
+            </w:r>
+          </w:p>
+        </w:tc>
+        <w:tc>
+          <w:tcPr>
+            <w:tcW w:w="3117" w:type="dxa"/>
+          </w:tcPr>
+          <w:p>
+            <w:r>
+              <w:t>18</w:t>
+            </w:r>
+          </w:p>
+        </w:tc>
+      </w:tr>
+      <w:tr>
+        <w:tc>
+          <w:tcPr>
+            <w:tcW w:w="3116" w:type="dxa"/>
+          </w:tcPr>
+          <w:p>
+            <w:r>
+              <w:t>ED-DB (↓)</w:t>
+            </w:r>
+          </w:p>
+        </w:tc>
+        <w:tc>
+          <w:tcPr>
+            <w:tcW w:w="3117" w:type="dxa"/>
+          </w:tcPr>
+          <w:p>
+            <w:r>
+              <w:t>14</w:t>
+            </w:r>
+          </w:p>
+        </w:tc>
+        <w:tc>
+          <w:tcPr>
+            <w:tcW w:w="3117" w:type="dxa"/>
+          </w:tcPr>
+          <w:p>
+            <w:r>
+              <w:t>36</w:t>
+            </w:r>
+          </w:p>
+        </w:tc>
+      </w:tr>
+      <w:tr>
+        <w:tc>
+          <w:tcPr>
+            <w:tcW w:w="3116" w:type="dxa"/>
+          </w:tcPr>
+          <w:p>
+            <w:r>
+              <w:t xml:space="preserve">ED-CH (↑) </w:t>
+            </w:r>
+          </w:p>
+        </w:tc>
+        <w:tc>
+          <w:tcPr>
+            <w:tcW w:w="3117" w:type="dxa"/>
+          </w:tcPr>
+          <w:p>
+            <w:r>
+              <w:t>13</w:t>
+            </w:r>
+          </w:p>
+        </w:tc>
+        <w:tc>
+          <w:tcPr>
+            <w:tcW w:w="3117" w:type="dxa"/>
+          </w:tcPr>
+          <w:p>
+            <w:r>
+              <w:t>49</w:t>
+            </w:r>
+          </w:p>
+        </w:tc>
+      </w:tr>
+      <w:tr>
+        <w:tc>
+          <w:tcPr>
+            <w:tcW w:w="3116" w:type="dxa"/>
+          </w:tcPr>
+          <w:p>
+            <w:r>
+              <w:t xml:space="preserve">MST-S (↑) </w:t>
+            </w:r>
+          </w:p>
+        </w:tc>
+        <w:tc>
+          <w:tcPr>
+            <w:tcW w:w="3117" w:type="dxa"/>
+          </w:tcPr>
+          <w:p>
+            <w:r>
+              <w:t>26</w:t>
+            </w:r>
+          </w:p>
+        </w:tc>
+        <w:tc>
+          <w:tcPr>
+            <w:tcW w:w="3117" w:type="dxa"/>
+          </w:tcPr>
+          <w:p>
+            <w:r>
+              <w:t>13</w:t>
+            </w:r>
+          </w:p>
+        </w:tc>
+      </w:tr>
+      <w:tr>
+        <w:tc>
+          <w:tcPr>
+            <w:tcW w:w="3116" w:type="dxa"/>
+          </w:tcPr>
+          <w:p>
+            <w:r>
+              <w:t>MST-DB (↓)</w:t>
+            </w:r>
+          </w:p>
+        </w:tc>
+        <w:tc>
+          <w:tcPr>
+            <w:tcW w:w="3117" w:type="dxa"/>
+          </w:tcPr>
+          <w:p>
+            <w:r>
+              <w:t>22</w:t>
+            </w:r>
+          </w:p>
+        </w:tc>
+        <w:tc>
+          <w:tcPr>
+            <w:tcW w:w="3117" w:type="dxa"/>
+          </w:tcPr>
+          <w:p>
+            <w:r>
+              <w:t>25</w:t>
+            </w:r>
+          </w:p>
+        </w:tc>
+      </w:tr>
+      <w:tr>
+        <w:tc>
+          <w:tcPr>
+            <w:tcW w:w="3116" w:type="dxa"/>
+          </w:tcPr>
+          <w:p>
+            <w:r>
+              <w:t>MST-CH (↑)</w:t>
+            </w:r>
+          </w:p>
+        </w:tc>
+        <w:tc>
+          <w:tcPr>
+            <w:tcW w:w="3117" w:type="dxa"/>
+          </w:tcPr>
+          <w:p>
+            <w:r>
+              <w:t>15</w:t>
+            </w:r>
+          </w:p>
+        </w:tc>
+        <w:tc>
+          <w:tcPr>
+            <w:tcW w:w="3117" w:type="dxa"/>
+          </w:tcPr>
+          <w:p>
+            <w:r>
+              <w:t>64</w:t>
+            </w:r>
+          </w:p>
+        </w:tc>
+      </w:tr>
+    </w:tbl>
+    <w:p/>
+    <w:p/>
+    <w:p>
+      <w:pPr>
+        <w:pStyle w:val="Heading2"/>
+      </w:pPr>
+      <w:r>
+        <w:lastRenderedPageBreak/>
         <w:t>Can we use Silhouette to find the number of clusters</w:t>
       </w:r>
     </w:p>
@@ -34612,7 +34911,6 @@
         <w:rPr>
           <w:noProof/>
         </w:rPr>
-        <w:lastRenderedPageBreak/>
         <w:drawing>
           <wp:inline distT="0" distB="0" distL="0" distR="0" wp14:anchorId="62533D2A" wp14:editId="674A9EBA">
             <wp:extent cx="5943600" cy="3333750"/>
@@ -35096,51 +35394,37 @@
         <w:rPr>
           <w:lang w:val="de-DE"/>
         </w:rPr>
-        <w:instrText xml:space="preserve"> ADDIN ZOTERO_ITEM CSL_CITATION {"citationID":"TUmXJhqC","properties":{"formattedCitation":"(3,23)","plainCitation":"(3,23)","noteIndex":0},"citationItems":[{"id":1815,"uris":["http://zotero.org/users/8619560/items/Q59KLY6D"],"itemData":{"id":1815,"type":"article-journal","abstract":"Clustering is an unsupervised machine learning methodology widely used in several sciences to find groups of similar patterns in complex data. The results generated by clustering algorithms generally depend on user-defined input parameters such as the number of expected clusters, which can have a great impact on the homogeneity of the identified clusters. Clustering validity indices (CVIs) are an effective method for determining the optimal number of clusters that best fit the natural partition of a dataset. They do not require any underlying assumption nor a priori knowledge about the true dataset structure. Since 1965, many cluster validity indices have been proposed in the literature and used in several different applications. In this paper, the performance of 68 cluster validity indices was evaluated on 21 real-life research and simulated datasets. CVIs were compared on the same partition for each dataset, which was searched for by the k-means clustering algorithm. Multivariate chemometric methods were applied to disclose mutual relationships among the indices and to select those that are more effective in terms of accuracy and reliability.","container-title":"Chemometrics and Intelligent Laboratory Systems","DOI":"10.1016/j.chemolab.2024.105117","ISSN":"0169-7439","journalAbbreviation":"Chemometrics and Intelligent Laboratory Systems","page":"105117","source":"ScienceDirect","title":"Extended multivariate comparison of 68 cluster validity indices. A review","volume":"251","author":[{"family":"Todeschini","given":"Roberto"},{"family":"Ballabio","given":"Davide"},{"family":"Termopoli","given":"Veronica"},{"family":"Consonni","given":"Viviana"}],"issued":{"date-parts":[["2024",8,15]]}}},{"id":1716,"uris":["http://zoter</w:instrText>
+        <w:instrText xml:space="preserve"> ADDIN ZOTERO_ITEM CSL_CITATION {"citationID":"TUmXJhqC","properties":{"formattedCitation":"(3,23)","plainCitation":"(3,23)","noteIndex":0},"citationItems":[{"id":1815,"uris":["http://zotero.org/users/8619560/items/Q59KLY6D"],"itemData":{"id":1815,"type":"article-journal","abstract":"Clustering is an unsupervised machine learning methodology widely used in several sciences to find groups of similar patterns in complex data. The results generated by clustering algorithms generally depend on user-defined input parameters such as the number of expected clusters, which can have a great impact on the homogeneity of the identified clusters. Clustering validity indices (CVIs) are an effective method for determining the optimal number of clusters that best fit the natural partition of a dataset. They do not require any underlying assumption nor a priori knowledge about the true dataset structure. Since 1965, many cluster validity indices have been proposed in the literature and used in several different applications. In this paper, the performance of 68 cluster validity indices was evaluated on 21 real-life research and simulated datasets. CVIs were compared on the same partition for each dataset, which was searched for by the k-means clustering algorithm. Multivariate chemometric methods were applied to disclose mutual relationships among the indices and to select those that are more effective in terms of accuracy and reliability.","container-title":"Chemometrics and Intelligent Laboratory Systems","DOI":"10.1016/j.chemolab.2024.105117","ISSN":"0169-7439","journalAbbreviation":"Chemometrics and Intelligent Laboratory Systems","page":"105117","source":"ScienceDirect","title":"Extended multivariate comparison of 68 cluster validity indices. A review","volume":"251","author":[{"family":"Todeschini","given":"Roberto"},{"family":"Ballabio","given":"Davide"},{"family":"Termopoli","given":"Veronica"},{"family":"Consonni","given":"Viviana"}],"issued":{"date-parts":[["2024",8,15]]}}},{"id":1716,"uris":["http://zotero.org/users/8619560/items/EN8YPFRE"],"itemData":{"id":1716,"type":"chapter","abstract":"One of the most challenging aspects of clustering is validation, which is the objective and quantitative assessment of clustering results. A number of different relative validity criteria have been proposed for the validation of globular, clusters. Not all data, however, are composed of globular clusters. Density-based clustering algorithms seek partitions with high density areas of points (clusters, not necessarily globular) separated by low density areas, possibly containing noise objects. In these cases relative validity indices proposed for globular cluster validation may fail. In this paper we propose a relative validation index for density-based, arbitrarily shaped clusters. The index assesses clustering quality based on the relative density connection between pairs of objects. Our index is formulated on the basis of a new kernel density function, which is used to compute the density of objects and to evaluate the within- and between-cluster density connectedness of clustering results. Experiments on synthetic and real world data show the effectiveness of our approach for the evaluation and selection of clustering algorithms and their respective appropriate parameters.","collection-title":"Proceedings","container-title":"Proceedings of the 2014 SIAM International Conference on Data Mining (SDM)","note":"DOI: 10.1137/1.9781611973440.96","page":"839-847","publisher":"Society for Industrial and Applied Mathematics","source":"epubs.siam.org (Atypon)","title":"Density-Based Clustering Validation","URL":"https://epubs.siam.org/doi/10.1137/1.9781611973440.96","author":[{"family":"Moulavi","given":"Davoud"},{"family":"Jaskowiak","given":"Pablo A."},{"family":"Campello","given":"Ricardo J. G. B."},{"family":"Zimek","given":"Arthur"},{"family":"Sander","given":"Jörg"}],"accessed":{"date-parts":[["2025",11,4]]},"issued":{"date-parts":[["2014",4,28]]}}}],"schema":"https://github.com/citation-style-language/schema/raw/master/csl-citation.json"} </w:instrText>
+      </w:r>
+      <w:r>
+        <w:fldChar w:fldCharType="separate"/>
       </w:r>
       <w:r>
         <w:rPr>
           <w:lang w:val="de-DE"/>
         </w:rPr>
-        <w:lastRenderedPageBreak/>
-        <w:instrText xml:space="preserve">o.org/users/8619560/items/EN8YPFRE"],"itemData":{"id":1716,"type":"chapter","abstract":"One of the most challenging aspects of clustering is validation, which is the objective and quantitative assessment of clustering results. A number of different relative validity criteria have been proposed for the validation of globular, clusters. Not all data, however, are composed of globular clusters. Density-based clustering algorithms seek partitions with high density areas of points (clusters, not necessarily globular) separated by low density areas, possibly containing noise objects. In these cases relative validity indices proposed for globular cluster validation may fail. In this paper we propose a relative validation index for density-based, arbitrarily shaped clusters. The index assesses clustering quality based on the relative density connection between pairs of objects. Our index is formulated on the basis of a new kernel density function, which is used to compute the density of objects and to evaluate the within- and between-cluster density connectedness of clustering results. Experiments on synthetic and real world data show the effectiveness of our approach for the evaluation and selection of clustering algorithms and their respective appropriate parameters.","collection-title":"Proceedings","container-title":"Proceedings of the 2014 SIAM International Conference on Data Mining (SDM)","note":"DOI: 10.1137/1.9781611973440.96","page":"839-847","publisher":"Society for Industrial and Applied Mathematics","source":"epubs.siam.org (Atypon)","title":"Density-Based Clustering Validation","URL":"https://epubs.siam.org/doi/10.1137/1.9781611973440.96","author":[{"family":"Moulavi","given":"Davoud"},{"family":"Jaskowiak","given":"Pablo A."},{"family":"Campello","given":"Ricardo J. G. B."},{"family":"Zimek","given":"Arthur"},{"family":"Sander","given":"Jörg"}],"accessed":{"date-parts":[["2025",11,4]]},"issued":{"date-parts":[["2014",4,28]]}}}],"schema":"https://github.com/citation-style-language/schema/raw/master/csl-citation.json"} </w:instrText>
-      </w:r>
-      <w:r>
-        <w:fldChar w:fldCharType="separate"/>
+        <w:t>(3,23)</w:t>
+      </w:r>
+      <w:r>
+        <w:fldChar w:fldCharType="end"/>
       </w:r>
       <w:r>
         <w:rPr>
           <w:lang w:val="de-DE"/>
         </w:rPr>
-        <w:t>(3,23)</w:t>
-      </w:r>
-      <w:r>
-        <w:fldChar w:fldCharType="end"/>
+        <w:t xml:space="preserve"> have used external metric</w:t>
       </w:r>
       <w:r>
         <w:rPr>
           <w:lang w:val="de-DE"/>
         </w:rPr>
-        <w:t xml:space="preserve"> have used external metric</w:t>
+        <w:t>s</w:t>
       </w:r>
       <w:r>
         <w:rPr>
           <w:lang w:val="de-DE"/>
         </w:rPr>
-        <w:t>s</w:t>
-      </w:r>
-      <w:r>
-        <w:rPr>
-          <w:lang w:val="de-DE"/>
-        </w:rPr>
-        <w:t xml:space="preserve"> to validate the results of internal metrics through correlations or other methods, however due to the erroneous assessments of imbalanced clusters, it raises the question whether these results can be fully taken into account</w:t>
-      </w:r>
-      <w:r>
-        <w:rPr>
-          <w:lang w:val="de-DE"/>
-        </w:rPr>
-        <w:lastRenderedPageBreak/>
-        <w:t xml:space="preserve">. </w:t>
+        <w:t xml:space="preserve"> to validate the results of internal metrics through correlations or other methods, however due to the erroneous assessments of imbalanced clusters, it raises the question whether these results can be fully taken into account. </w:t>
       </w:r>
     </w:p>
     <w:p>
@@ -35350,14 +35634,7 @@
         <w:rPr>
           <w:color w:val="EE0000"/>
         </w:rPr>
-        <w:instrText xml:space="preserve"> ADDIN ZOTERO_ITEM CSL_CITATION {"citationID":"60SQQjeT","properties":{"formattedCitation":"(3)","plainCitation":"(3)","noteIndex":0},"citationItems":[{"id":1815,"uris":["http://zotero.org/users/8619560/items/Q59KLY6D"],"itemData":</w:instrText>
-      </w:r>
-      <w:r>
-        <w:rPr>
-          <w:color w:val="EE0000"/>
-        </w:rPr>
-        <w:lastRenderedPageBreak/>
-        <w:instrText xml:space="preserve">{"id":1815,"type":"article-journal","abstract":"Clustering is an unsupervised machine learning methodology widely used in several sciences to find groups of similar patterns in complex data. The results generated by clustering algorithms generally depend on user-defined input parameters such as the number of expected clusters, which can have a great impact on the homogeneity of the identified clusters. Clustering validity indices (CVIs) are an effective method for determining the optimal number of clusters that best fit the natural partition of a dataset. They do not require any underlying assumption nor a priori knowledge about the true dataset structure. Since 1965, many cluster validity indices have been proposed in the literature and used in several different applications. In this paper, the performance of 68 cluster validity indices was evaluated on 21 real-life research and simulated datasets. CVIs were compared on the same partition for each dataset, which was searched for by the k-means clustering algorithm. Multivariate chemometric methods were applied to disclose mutual relationships among the indices and to select those that are more effective in terms of accuracy and reliability.","container-title":"Chemometrics and Intelligent Laboratory Systems","DOI":"10.1016/j.chemolab.2024.105117","ISSN":"0169-7439","journalAbbreviation":"Chemometrics and Intelligent Laboratory Systems","page":"105117","source":"ScienceDirect","title":"Extended multivariate comparison of 68 cluster validity indices. A review","volume":"251","author":[{"family":"Todeschini","given":"Roberto"},{"family":"Ballabio","given":"Davide"},{"family":"Termopoli","given":"Veronica"},{"family":"Consonni","given":"Viviana"}],"issued":{"date-parts":[["2024",8,15]]}}}],"schema":"https://github.com/citation-style-language/schema/raw/master/csl-citation.json"} </w:instrText>
+        <w:instrText xml:space="preserve"> ADDIN ZOTERO_ITEM CSL_CITATION {"citationID":"60SQQjeT","properties":{"formattedCitation":"(3)","plainCitation":"(3)","noteIndex":0},"citationItems":[{"id":1815,"uris":["http://zotero.org/users/8619560/items/Q59KLY6D"],"itemData":{"id":1815,"type":"article-journal","abstract":"Clustering is an unsupervised machine learning methodology widely used in several sciences to find groups of similar patterns in complex data. The results generated by clustering algorithms generally depend on user-defined input parameters such as the number of expected clusters, which can have a great impact on the homogeneity of the identified clusters. Clustering validity indices (CVIs) are an effective method for determining the optimal number of clusters that best fit the natural partition of a dataset. They do not require any underlying assumption nor a priori knowledge about the true dataset structure. Since 1965, many cluster validity indices have been proposed in the literature and used in several different applications. In this paper, the performance of 68 cluster validity indices was evaluated on 21 real-life research and simulated datasets. CVIs were compared on the same partition for each dataset, which was searched for by the k-means clustering algorithm. Multivariate chemometric methods were applied to disclose mutual relationships among the indices and to select those that are more effective in terms of accuracy and reliability.","container-title":"Chemometrics and Intelligent Laboratory Systems","DOI":"10.1016/j.chemolab.2024.105117","ISSN":"0169-7439","journalAbbreviation":"Chemometrics and Intelligent Laboratory Systems","page":"105117","source":"ScienceDirect","title":"Extended multivariate comparison of 68 cluster validity indices. A review","volume":"251","author":[{"family":"Todeschini","given":"Roberto"},{"family":"Ballabio","given":"Davide"},{"family":"Termopoli","given":"Veronica"},{"family":"Consonni","given":"Viviana"}],"issued":{"date-parts":[["2024",8,15]]}}}],"schema":"https://github.com/citation-style-language/schema/raw/master/csl-citation.json"} </w:instrText>
       </w:r>
       <w:r>
         <w:rPr>
@@ -35472,11 +35749,7 @@
     </w:p>
     <w:p>
       <w:r>
-        <w:t xml:space="preserve">CVIs are sensitive to the number of clusters, perhaps </w:t>
-      </w:r>
-      <w:r>
-        <w:lastRenderedPageBreak/>
-        <w:t>too sensitive to use them as validation for the choice of this parameter.</w:t>
+        <w:t>CVIs are sensitive to the number of clusters, perhaps too sensitive to use them as validation for the choice of this parameter.</w:t>
       </w:r>
     </w:p>
     <w:p>
@@ -35548,6 +35821,7 @@
         <w:pStyle w:val="Bibliography"/>
       </w:pPr>
       <w:r>
+        <w:lastRenderedPageBreak/>
         <w:t>3.</w:t>
       </w:r>
       <w:r>
@@ -35670,11 +35944,7 @@
       </w:r>
       <w:r>
         <w:tab/>
-        <w:t>Falkenauer E</w:t>
-      </w:r>
-      <w:r>
-        <w:lastRenderedPageBreak/>
-        <w:t xml:space="preserve">. Genetic Algorithms and Grouping Problems. USA: John Wiley &amp; Sons, Inc.; 1998. 238 p. </w:t>
+        <w:t xml:space="preserve">Falkenauer E. Genetic Algorithms and Grouping Problems. USA: John Wiley &amp; Sons, Inc.; 1998. 238 p. </w:t>
       </w:r>
     </w:p>
     <w:p>
@@ -35730,6 +36000,7 @@
         <w:pStyle w:val="Bibliography"/>
       </w:pPr>
       <w:r>
+        <w:lastRenderedPageBreak/>
         <w:t>17.</w:t>
       </w:r>
       <w:r>
@@ -35842,11 +36113,7 @@
       </w:r>
       <w:r>
         <w:tab/>
-        <w:t xml:space="preserve">Elvitigala A, Navaratne U dani, Rathnayake S, Dissanayaka K. Galaxy Clustering and Classification using Machine Learning Algorithms and XAI. In: 2024 9th </w:t>
-      </w:r>
-      <w:r>
-        <w:lastRenderedPageBreak/>
-        <w:t>International Conference on Information Technology Research (ICITR) [Internet]. 2024 [cited 2025 Dec 3]. p. 1–6. Available from: https://ieeexplore.ieee.org/document/10857763</w:t>
+        <w:t>Elvitigala A, Navaratne U dani, Rathnayake S, Dissanayaka K. Galaxy Clustering and Classification using Machine Learning Algorithms and XAI. In: 2024 9th International Conference on Information Technology Research (ICITR) [Internet]. 2024 [cited 2025 Dec 3]. p. 1–6. Available from: https://ieeexplore.ieee.org/document/10857763</w:t>
       </w:r>
     </w:p>
     <w:p>
@@ -35894,7 +36161,11 @@
       </w:r>
       <w:r>
         <w:tab/>
-        <w:t>MacQueen J. Some methods for classification and analysis of multivariate observations. In: Proceedings of the Fifth Berkeley Symposium on Mathematical Statistics and Probability, Volume 1: Statistics [Internet]. University of California Press; 1967 [cited 2025 Sep 3]. p. 281–98. Available from: https://projecteuclid.org/ebooks/berkeley-symposium-on-mathematical-statistics-and-probability/Proceedings-of-the-Fifth-Berkeley-Symposium-on-Mathematical-Statistics-and/chapter/Some-methods-for-classification-and-analysis-of-multivariate-observations/bsmsp/1200512992</w:t>
+        <w:t xml:space="preserve">MacQueen J. Some methods for classification and analysis of multivariate observations. In: Proceedings of the Fifth Berkeley Symposium on Mathematical Statistics and Probability, </w:t>
+      </w:r>
+      <w:r>
+        <w:lastRenderedPageBreak/>
+        <w:t>Volume 1: Statistics [Internet]. University of California Press; 1967 [cited 2025 Sep 3]. p. 281–98. Available from: https://projecteuclid.org/ebooks/berkeley-symposium-on-mathematical-statistics-and-probability/Proceedings-of-the-Fifth-Berkeley-Symposium-on-Mathematical-Statistics-and/chapter/Some-methods-for-classification-and-analysis-of-multivariate-observations/bsmsp/1200512992</w:t>
       </w:r>
     </w:p>
     <w:p>
@@ -36002,11 +36273,7 @@
       </w:r>
       <w:r>
         <w:tab/>
-        <w:t>Brun M</w:t>
-      </w:r>
-      <w:r>
-        <w:lastRenderedPageBreak/>
-        <w:t xml:space="preserve">, Sima C, Hua J, Lowey J, Carroll B, Suh E, et al. Model-based evaluation of clustering validation measures. Pattern Recognit. 2007 Mar 1;40(3):807–24. </w:t>
+        <w:t xml:space="preserve">Brun M, Sima C, Hua J, Lowey J, Carroll B, Suh E, et al. Model-based evaluation of clustering validation measures. Pattern Recognit. 2007 Mar 1;40(3):807–24. </w:t>
       </w:r>
     </w:p>
     <w:p>
@@ -36062,6 +36329,7 @@
         <w:pStyle w:val="Bibliography"/>
       </w:pPr>
       <w:r>
+        <w:lastRenderedPageBreak/>
         <w:t>44.</w:t>
       </w:r>
       <w:r>
@@ -36242,6 +36510,7 @@
         <w:pStyle w:val="Bibliography"/>
       </w:pPr>
       <w:r>
+        <w:lastRenderedPageBreak/>
         <w:t>59.</w:t>
       </w:r>
       <w:r>
@@ -36398,6 +36667,7 @@
         <w:pStyle w:val="Bibliography"/>
       </w:pPr>
       <w:r>
+        <w:lastRenderedPageBreak/>
         <w:t>72.</w:t>
       </w:r>
       <w:r>
@@ -36566,6 +36836,7 @@
         <w:pStyle w:val="Bibliography"/>
       </w:pPr>
       <w:r>
+        <w:lastRenderedPageBreak/>
         <w:t>86.</w:t>
       </w:r>
       <w:r>
@@ -39958,7 +40229,7 @@
   <w:style w:type="paragraph" w:default="1" w:styleId="Normal">
     <w:name w:val="Normal"/>
     <w:qFormat/>
-    <w:rsid w:val="00365C73"/>
+    <w:rsid w:val="00EB4619"/>
     <w:pPr>
       <w:spacing w:line="259" w:lineRule="auto"/>
       <w:jc w:val="both"/>
@@ -40203,6 +40474,7 @@
   <w:style w:type="character" w:default="1" w:styleId="DefaultParagraphFont">
     <w:name w:val="Default Paragraph Font"/>
     <w:uiPriority w:val="1"/>
+    <w:semiHidden/>
     <w:unhideWhenUsed/>
   </w:style>
   <w:style w:type="table" w:default="1" w:styleId="TableNormal">
